--- a/Bai7.docx
+++ b/Bai7.docx
@@ -1962,23 +1962,13 @@
       </w:pPr>
       <w:r>
         <w:rPr>
-          <w:rFonts w:ascii="Segoe UI Emoji" w:hAnsi="Segoe UI Emoji" w:cs="Segoe UI Emoji"/>
+          <w:rFonts w:asciiTheme="majorHAnsi" w:hAnsiTheme="majorHAnsi" w:cstheme="majorHAnsi"/>
           <w:b/>
           <w:bCs/>
           <w:sz w:val="26"/>
           <w:szCs w:val="26"/>
         </w:rPr>
-        <w:t>📌</w:t>
-      </w:r>
-      <w:r>
-        <w:rPr>
-          <w:rFonts w:asciiTheme="majorHAnsi" w:hAnsiTheme="majorHAnsi" w:cstheme="majorHAnsi"/>
-          <w:b/>
-          <w:bCs/>
-          <w:sz w:val="26"/>
-          <w:szCs w:val="26"/>
-        </w:rPr>
-        <w:t xml:space="preserve"> PHẦN B — TEST PLAN (SPRINT 5)</w:t>
+        <w:t>PHẦN B — TEST PLAN (SPRINT 5)</w:t>
       </w:r>
     </w:p>
     <w:p>
@@ -5352,6 +5342,7 @@
   <w:style w:type="character" w:default="1" w:styleId="DefaultParagraphFont">
     <w:name w:val="Default Paragraph Font"/>
     <w:uiPriority w:val="1"/>
+    <w:semiHidden/>
     <w:unhideWhenUsed/>
   </w:style>
   <w:style w:type="table" w:default="1" w:styleId="TableNormal">
